--- a/May2025_7_30AM_SeleniumBatch - Copy/PostMan/What is Postman.docx
+++ b/May2025_7_30AM_SeleniumBatch - Copy/PostMan/What is Postman.docx
@@ -269,69 +269,6 @@
           <w:szCs w:val="28"/>
         </w:rPr>
         <w:t xml:space="preserve">Variables </w:t>
-      </w:r>
-    </w:p>
-    <w:p>
-      <w:pPr>
-        <w:pStyle w:val="ListParagraph"/>
-        <w:numPr>
-          <w:ilvl w:val="0"/>
-          <w:numId w:val="2"/>
-        </w:numPr>
-        <w:spacing w:after="0"/>
-        <w:rPr>
-          <w:sz w:val="28"/>
-          <w:szCs w:val="28"/>
-        </w:rPr>
-      </w:pPr>
-      <w:r>
-        <w:rPr>
-          <w:sz w:val="28"/>
-          <w:szCs w:val="28"/>
-        </w:rPr>
-        <w:t xml:space="preserve">Environment </w:t>
-      </w:r>
-    </w:p>
-    <w:p>
-      <w:pPr>
-        <w:pStyle w:val="ListParagraph"/>
-        <w:numPr>
-          <w:ilvl w:val="0"/>
-          <w:numId w:val="2"/>
-        </w:numPr>
-        <w:spacing w:after="0"/>
-        <w:rPr>
-          <w:sz w:val="28"/>
-          <w:szCs w:val="28"/>
-        </w:rPr>
-      </w:pPr>
-      <w:r>
-        <w:rPr>
-          <w:sz w:val="28"/>
-          <w:szCs w:val="28"/>
-        </w:rPr>
-        <w:t xml:space="preserve">Scripts </w:t>
-      </w:r>
-    </w:p>
-    <w:p>
-      <w:pPr>
-        <w:pStyle w:val="ListParagraph"/>
-        <w:numPr>
-          <w:ilvl w:val="0"/>
-          <w:numId w:val="2"/>
-        </w:numPr>
-        <w:spacing w:after="0"/>
-        <w:rPr>
-          <w:sz w:val="28"/>
-          <w:szCs w:val="28"/>
-        </w:rPr>
-      </w:pPr>
-      <w:r>
-        <w:rPr>
-          <w:sz w:val="28"/>
-          <w:szCs w:val="28"/>
-        </w:rPr>
-        <w:t>Tests</w:t>
       </w:r>
     </w:p>
     <w:p>
@@ -618,6 +555,24 @@
           <w:szCs w:val="36"/>
         </w:rPr>
       </w:pPr>
+    </w:p>
+    <w:p>
+      <w:pPr>
+        <w:rPr>
+          <w:b/>
+          <w:sz w:val="36"/>
+          <w:szCs w:val="36"/>
+        </w:rPr>
+      </w:pPr>
+    </w:p>
+    <w:p>
+      <w:pPr>
+        <w:rPr>
+          <w:b/>
+          <w:sz w:val="36"/>
+          <w:szCs w:val="36"/>
+        </w:rPr>
+      </w:pPr>
       <w:r>
         <w:rPr>
           <w:b/>
@@ -842,7 +797,7 @@
             <w:sz w:val="28"/>
             <w:szCs w:val="28"/>
           </w:rPr>
-          <w:t>https://regres.in/</w:t>
+          <w:t>https://reqres.in/</w:t>
         </w:r>
       </w:hyperlink>
     </w:p>
@@ -863,6 +818,8 @@
           <w:t>https://httpbin.org/</w:t>
         </w:r>
       </w:hyperlink>
+      <w:bookmarkStart w:id="0" w:name="_GoBack"/>
+      <w:bookmarkEnd w:id="0"/>
     </w:p>
     <w:p>
       <w:pPr>
@@ -1914,12 +1871,14 @@
                           <w:lang w:val="en-US"/>
                         </w:rPr>
                       </w:pPr>
+                      <w:proofErr w:type="spellStart"/>
                       <w:r>
                         <w:rPr>
                           <w:lang w:val="en-US"/>
                         </w:rPr>
                         <w:t>Ravikanth</w:t>
                       </w:r>
+                      <w:proofErr w:type="spellEnd"/>
                     </w:p>
                   </w:txbxContent>
                 </v:textbox>
@@ -4270,8 +4229,6 @@
           <w:lang w:eastAsia="en-IN"/>
         </w:rPr>
       </w:pPr>
-      <w:bookmarkStart w:id="0" w:name="_GoBack"/>
-      <w:bookmarkEnd w:id="0"/>
     </w:p>
     <w:p>
       <w:pPr>
@@ -4451,6 +4408,71 @@
           <w:szCs w:val="28"/>
         </w:rPr>
       </w:pPr>
+    </w:p>
+    <w:p>
+      <w:pPr>
+        <w:spacing w:after="0"/>
+        <w:rPr>
+          <w:sz w:val="28"/>
+          <w:szCs w:val="28"/>
+        </w:rPr>
+      </w:pPr>
+      <w:r>
+        <w:rPr>
+          <w:noProof/>
+          <w:sz w:val="28"/>
+          <w:szCs w:val="28"/>
+          <w:lang w:eastAsia="en-IN"/>
+        </w:rPr>
+        <w:drawing>
+          <wp:inline distT="0" distB="0" distL="0" distR="0">
+            <wp:extent cx="5716905" cy="3267710"/>
+            <wp:effectExtent l="0" t="0" r="0" b="8890"/>
+            <wp:docPr id="2" name="Picture 2"/>
+            <wp:cNvGraphicFramePr>
+              <a:graphicFrameLocks xmlns:a="http://schemas.openxmlformats.org/drawingml/2006/main" noChangeAspect="1"/>
+            </wp:cNvGraphicFramePr>
+            <a:graphic xmlns:a="http://schemas.openxmlformats.org/drawingml/2006/main">
+              <a:graphicData uri="http://schemas.openxmlformats.org/drawingml/2006/picture">
+                <pic:pic xmlns:pic="http://schemas.openxmlformats.org/drawingml/2006/picture">
+                  <pic:nvPicPr>
+                    <pic:cNvPr id="0" name="Picture 1"/>
+                    <pic:cNvPicPr>
+                      <a:picLocks noChangeAspect="1" noChangeArrowheads="1"/>
+                    </pic:cNvPicPr>
+                  </pic:nvPicPr>
+                  <pic:blipFill>
+                    <a:blip r:embed="rId18">
+                      <a:extLst>
+                        <a:ext uri="{28A0092B-C50C-407E-A947-70E740481C1C}">
+                          <a14:useLocalDpi xmlns:a14="http://schemas.microsoft.com/office/drawing/2010/main" val="0"/>
+                        </a:ext>
+                      </a:extLst>
+                    </a:blip>
+                    <a:srcRect/>
+                    <a:stretch>
+                      <a:fillRect/>
+                    </a:stretch>
+                  </pic:blipFill>
+                  <pic:spPr bwMode="auto">
+                    <a:xfrm>
+                      <a:off x="0" y="0"/>
+                      <a:ext cx="5716905" cy="3267710"/>
+                    </a:xfrm>
+                    <a:prstGeom prst="rect">
+                      <a:avLst/>
+                    </a:prstGeom>
+                    <a:noFill/>
+                    <a:ln>
+                      <a:noFill/>
+                    </a:ln>
+                  </pic:spPr>
+                </pic:pic>
+              </a:graphicData>
+            </a:graphic>
+          </wp:inline>
+        </w:drawing>
+      </w:r>
     </w:p>
     <w:sectPr>
       <w:pgSz w:w="11906" w:h="16838"/>
